--- a/游戏服与中心服的交互.docx
+++ b/游戏服与中心服的交互.docx
@@ -4260,10 +4260,6 @@
           <w:ilvl w:val="0"/>
           <w:numId w:val="0"/>
         </w:numPr>
-        <w:rPr>
-          <w:rFonts w:hint="default"/>
-          <w:lang w:val="en-US" w:eastAsia="zh-CN"/>
-        </w:rPr>
       </w:pPr>
       <w:r>
         <w:drawing>
@@ -4307,6 +4303,389 @@
             </a:graphic>
           </wp:inline>
         </w:drawing>
+      </w:r>
+    </w:p>
+    <w:p>
+      <w:pPr>
+        <w:numPr>
+          <w:ilvl w:val="0"/>
+          <w:numId w:val="0"/>
+        </w:numPr>
+      </w:pPr>
+    </w:p>
+    <w:p>
+      <w:pPr>
+        <w:numPr>
+          <w:ilvl w:val="0"/>
+          <w:numId w:val="0"/>
+        </w:numPr>
+      </w:pPr>
+    </w:p>
+    <w:p>
+      <w:pPr>
+        <w:numPr>
+          <w:ilvl w:val="0"/>
+          <w:numId w:val="0"/>
+        </w:numPr>
+      </w:pPr>
+    </w:p>
+    <w:p>
+      <w:pPr>
+        <w:numPr>
+          <w:ilvl w:val="0"/>
+          <w:numId w:val="0"/>
+        </w:numPr>
+      </w:pPr>
+    </w:p>
+    <w:p>
+      <w:pPr>
+        <w:numPr>
+          <w:ilvl w:val="0"/>
+          <w:numId w:val="0"/>
+        </w:numPr>
+      </w:pPr>
+    </w:p>
+    <w:p>
+      <w:pPr>
+        <w:numPr>
+          <w:ilvl w:val="0"/>
+          <w:numId w:val="0"/>
+        </w:numPr>
+      </w:pPr>
+    </w:p>
+    <w:p>
+      <w:pPr>
+        <w:numPr>
+          <w:ilvl w:val="0"/>
+          <w:numId w:val="0"/>
+        </w:numPr>
+      </w:pPr>
+    </w:p>
+    <w:p>
+      <w:pPr>
+        <w:numPr>
+          <w:ilvl w:val="0"/>
+          <w:numId w:val="0"/>
+        </w:numPr>
+      </w:pPr>
+    </w:p>
+    <w:p>
+      <w:pPr>
+        <w:numPr>
+          <w:ilvl w:val="0"/>
+          <w:numId w:val="0"/>
+        </w:numPr>
+      </w:pPr>
+    </w:p>
+    <w:p>
+      <w:pPr>
+        <w:numPr>
+          <w:ilvl w:val="0"/>
+          <w:numId w:val="0"/>
+        </w:numPr>
+      </w:pPr>
+    </w:p>
+    <w:p>
+      <w:pPr>
+        <w:numPr>
+          <w:ilvl w:val="0"/>
+          <w:numId w:val="0"/>
+        </w:numPr>
+      </w:pPr>
+    </w:p>
+    <w:p>
+      <w:pPr>
+        <w:numPr>
+          <w:ilvl w:val="0"/>
+          <w:numId w:val="0"/>
+        </w:numPr>
+      </w:pPr>
+    </w:p>
+    <w:p>
+      <w:pPr>
+        <w:numPr>
+          <w:ilvl w:val="0"/>
+          <w:numId w:val="0"/>
+        </w:numPr>
+      </w:pPr>
+    </w:p>
+    <w:p>
+      <w:pPr>
+        <w:numPr>
+          <w:ilvl w:val="0"/>
+          <w:numId w:val="0"/>
+        </w:numPr>
+      </w:pPr>
+    </w:p>
+    <w:p>
+      <w:pPr>
+        <w:numPr>
+          <w:ilvl w:val="0"/>
+          <w:numId w:val="0"/>
+        </w:numPr>
+      </w:pPr>
+    </w:p>
+    <w:p>
+      <w:pPr>
+        <w:numPr>
+          <w:ilvl w:val="0"/>
+          <w:numId w:val="0"/>
+        </w:numPr>
+      </w:pPr>
+    </w:p>
+    <w:p>
+      <w:pPr>
+        <w:numPr>
+          <w:ilvl w:val="0"/>
+          <w:numId w:val="0"/>
+        </w:numPr>
+      </w:pPr>
+    </w:p>
+    <w:p>
+      <w:pPr>
+        <w:numPr>
+          <w:ilvl w:val="0"/>
+          <w:numId w:val="0"/>
+        </w:numPr>
+      </w:pPr>
+    </w:p>
+    <w:p>
+      <w:pPr>
+        <w:numPr>
+          <w:ilvl w:val="0"/>
+          <w:numId w:val="0"/>
+        </w:numPr>
+      </w:pPr>
+    </w:p>
+    <w:p>
+      <w:pPr>
+        <w:numPr>
+          <w:ilvl w:val="0"/>
+          <w:numId w:val="0"/>
+        </w:numPr>
+      </w:pPr>
+    </w:p>
+    <w:p>
+      <w:pPr>
+        <w:numPr>
+          <w:ilvl w:val="0"/>
+          <w:numId w:val="0"/>
+        </w:numPr>
+      </w:pPr>
+    </w:p>
+    <w:p>
+      <w:pPr>
+        <w:numPr>
+          <w:ilvl w:val="0"/>
+          <w:numId w:val="0"/>
+        </w:numPr>
+      </w:pPr>
+    </w:p>
+    <w:p>
+      <w:pPr>
+        <w:numPr>
+          <w:ilvl w:val="0"/>
+          <w:numId w:val="0"/>
+        </w:numPr>
+      </w:pPr>
+    </w:p>
+    <w:p>
+      <w:pPr>
+        <w:numPr>
+          <w:ilvl w:val="0"/>
+          <w:numId w:val="0"/>
+        </w:numPr>
+      </w:pPr>
+    </w:p>
+    <w:p>
+      <w:pPr>
+        <w:numPr>
+          <w:ilvl w:val="0"/>
+          <w:numId w:val="0"/>
+        </w:numPr>
+      </w:pPr>
+    </w:p>
+    <w:p>
+      <w:pPr>
+        <w:numPr>
+          <w:ilvl w:val="0"/>
+          <w:numId w:val="0"/>
+        </w:numPr>
+      </w:pPr>
+    </w:p>
+    <w:p>
+      <w:pPr>
+        <w:numPr>
+          <w:ilvl w:val="0"/>
+          <w:numId w:val="0"/>
+        </w:numPr>
+      </w:pPr>
+    </w:p>
+    <w:p>
+      <w:pPr>
+        <w:numPr>
+          <w:ilvl w:val="0"/>
+          <w:numId w:val="0"/>
+        </w:numPr>
+      </w:pPr>
+    </w:p>
+    <w:p>
+      <w:pPr>
+        <w:numPr>
+          <w:ilvl w:val="0"/>
+          <w:numId w:val="0"/>
+        </w:numPr>
+      </w:pPr>
+    </w:p>
+    <w:p>
+      <w:pPr>
+        <w:numPr>
+          <w:ilvl w:val="0"/>
+          <w:numId w:val="0"/>
+        </w:numPr>
+      </w:pPr>
+    </w:p>
+    <w:p>
+      <w:pPr>
+        <w:numPr>
+          <w:ilvl w:val="0"/>
+          <w:numId w:val="0"/>
+        </w:numPr>
+      </w:pPr>
+    </w:p>
+    <w:p>
+      <w:pPr>
+        <w:numPr>
+          <w:ilvl w:val="0"/>
+          <w:numId w:val="0"/>
+        </w:numPr>
+      </w:pPr>
+    </w:p>
+    <w:p>
+      <w:pPr>
+        <w:numPr>
+          <w:ilvl w:val="0"/>
+          <w:numId w:val="0"/>
+        </w:numPr>
+        <w:rPr>
+          <w:rFonts w:hint="eastAsia"/>
+          <w:lang w:val="en-US" w:eastAsia="zh-CN"/>
+        </w:rPr>
+      </w:pPr>
+      <w:r>
+        <w:rPr>
+          <w:rFonts w:hint="eastAsia"/>
+          <w:lang w:val="en-US" w:eastAsia="zh-CN"/>
+        </w:rPr>
+        <w:t>客户端与中心服的连接 在角色进入游戏后断开,中心服会触发 OnLoseConnection回调</w:t>
+      </w:r>
+    </w:p>
+    <w:p>
+      <w:pPr>
+        <w:numPr>
+          <w:ilvl w:val="0"/>
+          <w:numId w:val="0"/>
+        </w:numPr>
+        <w:rPr>
+          <w:rFonts w:hint="eastAsia"/>
+          <w:lang w:val="en-US" w:eastAsia="zh-CN"/>
+        </w:rPr>
+      </w:pPr>
+      <w:r>
+        <w:rPr>
+          <w:rFonts w:hint="eastAsia"/>
+          <w:lang w:val="en-US" w:eastAsia="zh-CN"/>
+        </w:rPr>
+        <w:t>所以cache token登录时,游戏服向中心服发起验证,可能是不存在 客户端与中心服的连接实例的</w:t>
+      </w:r>
+    </w:p>
+    <w:p>
+      <w:pPr>
+        <w:numPr>
+          <w:ilvl w:val="0"/>
+          <w:numId w:val="0"/>
+        </w:numPr>
+      </w:pPr>
+      <w:r>
+        <w:drawing>
+          <wp:inline distT="0" distB="0" distL="114300" distR="114300">
+            <wp:extent cx="5273675" cy="1829435"/>
+            <wp:effectExtent l="0" t="0" r="3175" b="18415"/>
+            <wp:docPr id="34" name="图片 1"/>
+            <wp:cNvGraphicFramePr>
+              <a:graphicFrameLocks xmlns:a="http://schemas.openxmlformats.org/drawingml/2006/main" noChangeAspect="1"/>
+            </wp:cNvGraphicFramePr>
+            <a:graphic xmlns:a="http://schemas.openxmlformats.org/drawingml/2006/main">
+              <a:graphicData uri="http://schemas.openxmlformats.org/drawingml/2006/picture">
+                <pic:pic xmlns:pic="http://schemas.openxmlformats.org/drawingml/2006/picture">
+                  <pic:nvPicPr>
+                    <pic:cNvPr id="34" name="图片 1"/>
+                    <pic:cNvPicPr>
+                      <a:picLocks noChangeAspect="1"/>
+                    </pic:cNvPicPr>
+                  </pic:nvPicPr>
+                  <pic:blipFill>
+                    <a:blip r:embed="rId39"/>
+                    <a:stretch>
+                      <a:fillRect/>
+                    </a:stretch>
+                  </pic:blipFill>
+                  <pic:spPr>
+                    <a:xfrm>
+                      <a:off x="0" y="0"/>
+                      <a:ext cx="5273675" cy="1829435"/>
+                    </a:xfrm>
+                    <a:prstGeom prst="rect">
+                      <a:avLst/>
+                    </a:prstGeom>
+                    <a:noFill/>
+                    <a:ln>
+                      <a:noFill/>
+                    </a:ln>
+                  </pic:spPr>
+                </pic:pic>
+              </a:graphicData>
+            </a:graphic>
+          </wp:inline>
+        </w:drawing>
+      </w:r>
+    </w:p>
+    <w:p>
+      <w:pPr>
+        <w:numPr>
+          <w:ilvl w:val="0"/>
+          <w:numId w:val="0"/>
+        </w:numPr>
+        <w:rPr>
+          <w:rFonts w:hint="eastAsia"/>
+          <w:lang w:val="en-US" w:eastAsia="zh-CN"/>
+        </w:rPr>
+      </w:pPr>
+      <w:r>
+        <w:rPr>
+          <w:rFonts w:hint="eastAsia"/>
+          <w:lang w:val="en-US" w:eastAsia="zh-CN"/>
+        </w:rPr>
+        <w:t>所以这里是存在返回nil的</w:t>
+      </w:r>
+    </w:p>
+    <w:p>
+      <w:pPr>
+        <w:numPr>
+          <w:ilvl w:val="0"/>
+          <w:numId w:val="0"/>
+        </w:numPr>
+        <w:rPr>
+          <w:rFonts w:hint="default"/>
+          <w:lang w:val="en-US" w:eastAsia="zh-CN"/>
+        </w:rPr>
+      </w:pPr>
+      <w:r>
+        <w:rPr>
+          <w:rFonts w:hint="eastAsia"/>
+          <w:lang w:val="en-US" w:eastAsia="zh-CN"/>
+        </w:rPr>
+        <w:t>所以将cache token存在redis,通过redis判断token是否相同,然后就是 channelid就根据accounttype返回</w:t>
       </w:r>
       <w:bookmarkStart w:id="0" w:name="_GoBack"/>
       <w:bookmarkEnd w:id="0"/>
@@ -4478,7 +4857,7 @@
     <w:lsdException w:unhideWhenUsed="0" w:uiPriority="0" w:semiHidden="0" w:name="HTML Sample"/>
     <w:lsdException w:unhideWhenUsed="0" w:uiPriority="0" w:semiHidden="0" w:name="HTML Typewriter"/>
     <w:lsdException w:unhideWhenUsed="0" w:uiPriority="0" w:semiHidden="0" w:name="HTML Variable"/>
-    <w:lsdException w:unhideWhenUsed="0" w:uiPriority="0" w:name="Normal Table"/>
+    <w:lsdException w:qFormat="1" w:unhideWhenUsed="0" w:uiPriority="0" w:name="Normal Table"/>
     <w:lsdException w:unhideWhenUsed="0" w:uiPriority="0" w:semiHidden="0" w:name="annotation subject"/>
     <w:lsdException w:unhideWhenUsed="0" w:uiPriority="0" w:semiHidden="0" w:name="Table Simple 1"/>
     <w:lsdException w:unhideWhenUsed="0" w:uiPriority="0" w:semiHidden="0" w:name="Table Simple 2"/>
@@ -4649,6 +5028,7 @@
   <w:style w:type="table" w:default="1" w:styleId="2">
     <w:name w:val="Normal Table"/>
     <w:semiHidden/>
+    <w:qFormat/>
     <w:uiPriority w:val="0"/>
     <w:tblPr>
       <w:tblCellMar>

--- a/游戏服与中心服的交互.docx
+++ b/游戏服与中心服的交互.docx
@@ -2,6 +2,338 @@
 <file path=word/document.xml><?xml version="1.0" encoding="utf-8"?>
 <w:document xmlns:wpc="http://schemas.microsoft.com/office/word/2010/wordprocessingCanvas" xmlns:mc="http://schemas.openxmlformats.org/markup-compatibility/2006" xmlns:o="urn:schemas-microsoft-com:office:office" xmlns:r="http://schemas.openxmlformats.org/officeDocument/2006/relationships" xmlns:m="http://schemas.openxmlformats.org/officeDocument/2006/math" xmlns:v="urn:schemas-microsoft-com:vml" xmlns:wp14="http://schemas.microsoft.com/office/word/2010/wordprocessingDrawing" xmlns:wp="http://schemas.openxmlformats.org/drawingml/2006/wordprocessingDrawing" xmlns:w="http://schemas.openxmlformats.org/wordprocessingml/2006/main" xmlns:w14="http://schemas.microsoft.com/office/word/2010/wordml" xmlns:w10="urn:schemas-microsoft-com:office:word" xmlns:w15="http://schemas.microsoft.com/office/word/2012/wordml" xmlns:wpg="http://schemas.microsoft.com/office/word/2010/wordprocessingGroup" xmlns:wpi="http://schemas.microsoft.com/office/word/2010/wordprocessingInk" xmlns:wne="http://schemas.microsoft.com/office/word/2006/wordml" xmlns:wps="http://schemas.microsoft.com/office/word/2010/wordprocessingShape" xmlns:wpsCustomData="http://www.wps.cn/officeDocument/2013/wpsCustomData" mc:Ignorable="w14 w15 wp14">
   <w:body>
+    <w:p>
+      <w:pPr>
+        <w:rPr>
+          <w:rFonts w:hint="eastAsia"/>
+          <w:lang w:val="en-US" w:eastAsia="zh-CN"/>
+        </w:rPr>
+      </w:pPr>
+      <w:r>
+        <w:rPr>
+          <w:rFonts w:hint="eastAsia"/>
+          <w:lang w:val="en-US" w:eastAsia="zh-CN"/>
+        </w:rPr>
+        <w:t>中心服用于处理客户端的登录token校验</w:t>
+      </w:r>
+    </w:p>
+    <w:p>
+      <w:pPr>
+        <w:numPr>
+          <w:ilvl w:val="0"/>
+          <w:numId w:val="1"/>
+        </w:numPr>
+        <w:rPr>
+          <w:rFonts w:hint="eastAsia"/>
+          <w:lang w:val="en-US" w:eastAsia="zh-CN"/>
+        </w:rPr>
+      </w:pPr>
+      <w:r>
+        <w:rPr>
+          <w:rFonts w:hint="eastAsia"/>
+          <w:lang w:val="en-US" w:eastAsia="zh-CN"/>
+        </w:rPr>
+        <w:t>客户端连接中心服,发起token校验</w:t>
+      </w:r>
+    </w:p>
+    <w:p>
+      <w:pPr>
+        <w:numPr>
+          <w:ilvl w:val="0"/>
+          <w:numId w:val="1"/>
+        </w:numPr>
+        <w:rPr>
+          <w:rFonts w:hint="default"/>
+          <w:lang w:val="en-US" w:eastAsia="zh-CN"/>
+        </w:rPr>
+      </w:pPr>
+      <w:r>
+        <w:rPr>
+          <w:rFonts w:hint="eastAsia"/>
+          <w:lang w:val="en-US" w:eastAsia="zh-CN"/>
+        </w:rPr>
+        <w:t>中心服向三方等校验,返回结果和内部token</w:t>
+      </w:r>
+    </w:p>
+    <w:p>
+      <w:pPr>
+        <w:numPr>
+          <w:ilvl w:val="0"/>
+          <w:numId w:val="1"/>
+        </w:numPr>
+        <w:rPr>
+          <w:rFonts w:hint="default"/>
+          <w:lang w:val="en-US" w:eastAsia="zh-CN"/>
+        </w:rPr>
+      </w:pPr>
+      <w:r>
+        <w:rPr>
+          <w:rFonts w:hint="eastAsia"/>
+          <w:lang w:val="en-US" w:eastAsia="zh-CN"/>
+        </w:rPr>
+        <w:t>客户端用内部token登录游戏服</w:t>
+      </w:r>
+    </w:p>
+    <w:p>
+      <w:pPr>
+        <w:numPr>
+          <w:ilvl w:val="0"/>
+          <w:numId w:val="1"/>
+        </w:numPr>
+        <w:rPr>
+          <w:rFonts w:hint="default"/>
+          <w:lang w:val="en-US" w:eastAsia="zh-CN"/>
+        </w:rPr>
+      </w:pPr>
+      <w:r>
+        <w:rPr>
+          <w:rFonts w:hint="eastAsia"/>
+          <w:lang w:val="en-US" w:eastAsia="zh-CN"/>
+        </w:rPr>
+        <w:t>游戏服向中心服校验内部token,返回结果给游戏服</w:t>
+      </w:r>
+    </w:p>
+    <w:p>
+      <w:pPr>
+        <w:numPr>
+          <w:ilvl w:val="0"/>
+          <w:numId w:val="1"/>
+        </w:numPr>
+        <w:rPr>
+          <w:rFonts w:hint="default"/>
+          <w:lang w:val="en-US" w:eastAsia="zh-CN"/>
+        </w:rPr>
+      </w:pPr>
+      <w:r>
+        <w:rPr>
+          <w:rFonts w:hint="eastAsia"/>
+          <w:lang w:val="en-US" w:eastAsia="zh-CN"/>
+        </w:rPr>
+        <w:t>游戏服根据结果处理登录是否成功</w:t>
+      </w:r>
+      <w:bookmarkStart w:id="0" w:name="_GoBack"/>
+      <w:bookmarkEnd w:id="0"/>
+    </w:p>
+    <w:p>
+      <w:pPr>
+        <w:rPr>
+          <w:rFonts w:hint="eastAsia"/>
+          <w:lang w:val="en-US" w:eastAsia="zh-CN"/>
+        </w:rPr>
+      </w:pPr>
+    </w:p>
+    <w:p>
+      <w:pPr>
+        <w:rPr>
+          <w:rFonts w:hint="eastAsia"/>
+          <w:lang w:val="en-US" w:eastAsia="zh-CN"/>
+        </w:rPr>
+      </w:pPr>
+    </w:p>
+    <w:p>
+      <w:pPr>
+        <w:rPr>
+          <w:rFonts w:hint="eastAsia"/>
+          <w:lang w:val="en-US" w:eastAsia="zh-CN"/>
+        </w:rPr>
+      </w:pPr>
+      <w:r>
+        <w:rPr>
+          <w:rFonts w:hint="eastAsia"/>
+          <w:lang w:val="en-US" w:eastAsia="zh-CN"/>
+        </w:rPr>
+        <w:t>中心服客户端基类  连接中心服</w:t>
+      </w:r>
+    </w:p>
+    <w:p>
+      <w:r>
+        <w:drawing>
+          <wp:inline distT="0" distB="0" distL="114300" distR="114300">
+            <wp:extent cx="5269865" cy="3608070"/>
+            <wp:effectExtent l="0" t="0" r="6985" b="11430"/>
+            <wp:docPr id="37" name="图片 1"/>
+            <wp:cNvGraphicFramePr>
+              <a:graphicFrameLocks xmlns:a="http://schemas.openxmlformats.org/drawingml/2006/main" noChangeAspect="1"/>
+            </wp:cNvGraphicFramePr>
+            <a:graphic xmlns:a="http://schemas.openxmlformats.org/drawingml/2006/main">
+              <a:graphicData uri="http://schemas.openxmlformats.org/drawingml/2006/picture">
+                <pic:pic xmlns:pic="http://schemas.openxmlformats.org/drawingml/2006/picture">
+                  <pic:nvPicPr>
+                    <pic:cNvPr id="37" name="图片 1"/>
+                    <pic:cNvPicPr>
+                      <a:picLocks noChangeAspect="1"/>
+                    </pic:cNvPicPr>
+                  </pic:nvPicPr>
+                  <pic:blipFill>
+                    <a:blip r:embed="rId4"/>
+                    <a:stretch>
+                      <a:fillRect/>
+                    </a:stretch>
+                  </pic:blipFill>
+                  <pic:spPr>
+                    <a:xfrm>
+                      <a:off x="0" y="0"/>
+                      <a:ext cx="5269865" cy="3608070"/>
+                    </a:xfrm>
+                    <a:prstGeom prst="rect">
+                      <a:avLst/>
+                    </a:prstGeom>
+                    <a:noFill/>
+                    <a:ln>
+                      <a:noFill/>
+                    </a:ln>
+                  </pic:spPr>
+                </pic:pic>
+              </a:graphicData>
+            </a:graphic>
+          </wp:inline>
+        </w:drawing>
+      </w:r>
+    </w:p>
+    <w:p>
+      <w:pPr>
+        <w:rPr>
+          <w:rFonts w:hint="eastAsia"/>
+          <w:lang w:val="en-US" w:eastAsia="zh-CN"/>
+        </w:rPr>
+      </w:pPr>
+      <w:r>
+        <w:rPr>
+          <w:rFonts w:hint="eastAsia"/>
+          <w:lang w:val="en-US" w:eastAsia="zh-CN"/>
+        </w:rPr>
+        <w:t>连上后回调已连接</w:t>
+      </w:r>
+    </w:p>
+    <w:p>
+      <w:r>
+        <w:drawing>
+          <wp:inline distT="0" distB="0" distL="114300" distR="114300">
+            <wp:extent cx="5268595" cy="2269490"/>
+            <wp:effectExtent l="0" t="0" r="8255" b="16510"/>
+            <wp:docPr id="38" name="图片 2"/>
+            <wp:cNvGraphicFramePr>
+              <a:graphicFrameLocks xmlns:a="http://schemas.openxmlformats.org/drawingml/2006/main" noChangeAspect="1"/>
+            </wp:cNvGraphicFramePr>
+            <a:graphic xmlns:a="http://schemas.openxmlformats.org/drawingml/2006/main">
+              <a:graphicData uri="http://schemas.openxmlformats.org/drawingml/2006/picture">
+                <pic:pic xmlns:pic="http://schemas.openxmlformats.org/drawingml/2006/picture">
+                  <pic:nvPicPr>
+                    <pic:cNvPr id="38" name="图片 2"/>
+                    <pic:cNvPicPr>
+                      <a:picLocks noChangeAspect="1"/>
+                    </pic:cNvPicPr>
+                  </pic:nvPicPr>
+                  <pic:blipFill>
+                    <a:blip r:embed="rId5"/>
+                    <a:stretch>
+                      <a:fillRect/>
+                    </a:stretch>
+                  </pic:blipFill>
+                  <pic:spPr>
+                    <a:xfrm>
+                      <a:off x="0" y="0"/>
+                      <a:ext cx="5268595" cy="2269490"/>
+                    </a:xfrm>
+                    <a:prstGeom prst="rect">
+                      <a:avLst/>
+                    </a:prstGeom>
+                    <a:noFill/>
+                    <a:ln>
+                      <a:noFill/>
+                    </a:ln>
+                  </pic:spPr>
+                </pic:pic>
+              </a:graphicData>
+            </a:graphic>
+          </wp:inline>
+        </w:drawing>
+      </w:r>
+    </w:p>
+    <w:p>
+      <w:pPr>
+        <w:rPr>
+          <w:rFonts w:hint="default"/>
+          <w:lang w:val="en-US" w:eastAsia="zh-CN"/>
+        </w:rPr>
+      </w:pPr>
+      <w:r>
+        <w:rPr>
+          <w:rFonts w:hint="eastAsia"/>
+          <w:lang w:val="en-US" w:eastAsia="zh-CN"/>
+        </w:rPr>
+        <w:t>交给具体的中心服客户端处理,这里向中心服注册</w:t>
+      </w:r>
+    </w:p>
+    <w:p>
+      <w:r>
+        <w:drawing>
+          <wp:inline distT="0" distB="0" distL="114300" distR="114300">
+            <wp:extent cx="5266690" cy="1550670"/>
+            <wp:effectExtent l="0" t="0" r="10160" b="11430"/>
+            <wp:docPr id="39" name="图片 3"/>
+            <wp:cNvGraphicFramePr>
+              <a:graphicFrameLocks xmlns:a="http://schemas.openxmlformats.org/drawingml/2006/main" noChangeAspect="1"/>
+            </wp:cNvGraphicFramePr>
+            <a:graphic xmlns:a="http://schemas.openxmlformats.org/drawingml/2006/main">
+              <a:graphicData uri="http://schemas.openxmlformats.org/drawingml/2006/picture">
+                <pic:pic xmlns:pic="http://schemas.openxmlformats.org/drawingml/2006/picture">
+                  <pic:nvPicPr>
+                    <pic:cNvPr id="39" name="图片 3"/>
+                    <pic:cNvPicPr>
+                      <a:picLocks noChangeAspect="1"/>
+                    </pic:cNvPicPr>
+                  </pic:nvPicPr>
+                  <pic:blipFill>
+                    <a:blip r:embed="rId6"/>
+                    <a:stretch>
+                      <a:fillRect/>
+                    </a:stretch>
+                  </pic:blipFill>
+                  <pic:spPr>
+                    <a:xfrm>
+                      <a:off x="0" y="0"/>
+                      <a:ext cx="5266690" cy="1550670"/>
+                    </a:xfrm>
+                    <a:prstGeom prst="rect">
+                      <a:avLst/>
+                    </a:prstGeom>
+                    <a:noFill/>
+                    <a:ln>
+                      <a:noFill/>
+                    </a:ln>
+                  </pic:spPr>
+                </pic:pic>
+              </a:graphicData>
+            </a:graphic>
+          </wp:inline>
+        </w:drawing>
+      </w:r>
+    </w:p>
+    <w:p>
+      <w:pPr>
+        <w:rPr>
+          <w:rFonts w:hint="default"/>
+          <w:lang w:val="en-US" w:eastAsia="zh-CN"/>
+        </w:rPr>
+      </w:pPr>
+    </w:p>
+    <w:p>
+      <w:pPr>
+        <w:rPr>
+          <w:rFonts w:hint="default"/>
+          <w:lang w:val="en-US" w:eastAsia="zh-CN"/>
+        </w:rPr>
+      </w:pPr>
+    </w:p>
+    <w:p>
+      <w:pPr>
+        <w:rPr>
+          <w:rFonts w:hint="eastAsia"/>
+          <w:lang w:val="en-US" w:eastAsia="zh-CN"/>
+        </w:rPr>
+      </w:pPr>
+    </w:p>
     <w:p>
       <w:pPr>
         <w:rPr>
@@ -45,7 +377,7 @@
                     </pic:cNvPicPr>
                   </pic:nvPicPr>
                   <pic:blipFill>
-                    <a:blip r:embed="rId4"/>
+                    <a:blip r:embed="rId7"/>
                     <a:stretch>
                       <a:fillRect/>
                     </a:stretch>
@@ -129,7 +461,7 @@
                     </pic:cNvPicPr>
                   </pic:nvPicPr>
                   <pic:blipFill>
-                    <a:blip r:embed="rId5"/>
+                    <a:blip r:embed="rId8"/>
                     <a:stretch>
                       <a:fillRect/>
                     </a:stretch>
@@ -197,7 +529,7 @@
                     </pic:cNvPicPr>
                   </pic:nvPicPr>
                   <pic:blipFill>
-                    <a:blip r:embed="rId6"/>
+                    <a:blip r:embed="rId9"/>
                     <a:stretch>
                       <a:fillRect/>
                     </a:stretch>
@@ -243,7 +575,7 @@
                     </pic:cNvPicPr>
                   </pic:nvPicPr>
                   <pic:blipFill>
-                    <a:blip r:embed="rId7"/>
+                    <a:blip r:embed="rId10"/>
                     <a:stretch>
                       <a:fillRect/>
                     </a:stretch>
@@ -327,7 +659,7 @@
                     </pic:cNvPicPr>
                   </pic:nvPicPr>
                   <pic:blipFill>
-                    <a:blip r:embed="rId8"/>
+                    <a:blip r:embed="rId11"/>
                     <a:stretch>
                       <a:fillRect/>
                     </a:stretch>
@@ -372,7 +704,7 @@
                     </pic:cNvPicPr>
                   </pic:nvPicPr>
                   <pic:blipFill>
-                    <a:blip r:embed="rId9"/>
+                    <a:blip r:embed="rId12"/>
                     <a:stretch>
                       <a:fillRect/>
                     </a:stretch>
@@ -432,7 +764,7 @@
                     </pic:cNvPicPr>
                   </pic:nvPicPr>
                   <pic:blipFill>
-                    <a:blip r:embed="rId10"/>
+                    <a:blip r:embed="rId13"/>
                     <a:stretch>
                       <a:fillRect/>
                     </a:stretch>
@@ -492,7 +824,7 @@
                     </pic:cNvPicPr>
                   </pic:nvPicPr>
                   <pic:blipFill>
-                    <a:blip r:embed="rId11"/>
+                    <a:blip r:embed="rId14"/>
                     <a:stretch>
                       <a:fillRect/>
                     </a:stretch>
@@ -552,7 +884,7 @@
                     </pic:cNvPicPr>
                   </pic:nvPicPr>
                   <pic:blipFill>
-                    <a:blip r:embed="rId12"/>
+                    <a:blip r:embed="rId15"/>
                     <a:stretch>
                       <a:fillRect/>
                     </a:stretch>
@@ -599,7 +931,7 @@
                     </pic:cNvPicPr>
                   </pic:nvPicPr>
                   <pic:blipFill>
-                    <a:blip r:embed="rId13"/>
+                    <a:blip r:embed="rId16"/>
                     <a:stretch>
                       <a:fillRect/>
                     </a:stretch>
@@ -675,7 +1007,7 @@
                     </pic:cNvPicPr>
                   </pic:nvPicPr>
                   <pic:blipFill>
-                    <a:blip r:embed="rId14"/>
+                    <a:blip r:embed="rId17"/>
                     <a:stretch>
                       <a:fillRect/>
                     </a:stretch>
@@ -741,7 +1073,7 @@
                     </pic:cNvPicPr>
                   </pic:nvPicPr>
                   <pic:blipFill>
-                    <a:blip r:embed="rId15"/>
+                    <a:blip r:embed="rId18"/>
                     <a:stretch>
                       <a:fillRect/>
                     </a:stretch>
@@ -988,7 +1320,7 @@
                     </pic:cNvPicPr>
                   </pic:nvPicPr>
                   <pic:blipFill>
-                    <a:blip r:embed="rId16"/>
+                    <a:blip r:embed="rId19"/>
                     <a:stretch>
                       <a:fillRect/>
                     </a:stretch>
@@ -1039,7 +1371,7 @@
                     </pic:cNvPicPr>
                   </pic:nvPicPr>
                   <pic:blipFill>
-                    <a:blip r:embed="rId17"/>
+                    <a:blip r:embed="rId20"/>
                     <a:stretch>
                       <a:fillRect/>
                     </a:stretch>
@@ -1084,7 +1416,7 @@
       <w:pPr>
         <w:numPr>
           <w:ilvl w:val="0"/>
-          <w:numId w:val="1"/>
+          <w:numId w:val="2"/>
         </w:numPr>
         <w:rPr>
           <w:rFonts w:hint="eastAsia"/>
@@ -1125,7 +1457,7 @@
                     </pic:cNvPicPr>
                   </pic:nvPicPr>
                   <pic:blipFill>
-                    <a:blip r:embed="rId18"/>
+                    <a:blip r:embed="rId21"/>
                     <a:stretch>
                       <a:fillRect/>
                     </a:stretch>
@@ -1189,7 +1521,7 @@
                     </pic:cNvPicPr>
                   </pic:nvPicPr>
                   <pic:blipFill>
-                    <a:blip r:embed="rId19"/>
+                    <a:blip r:embed="rId22"/>
                     <a:stretch>
                       <a:fillRect/>
                     </a:stretch>
@@ -1249,7 +1581,7 @@
                     </pic:cNvPicPr>
                   </pic:nvPicPr>
                   <pic:blipFill>
-                    <a:blip r:embed="rId20"/>
+                    <a:blip r:embed="rId23"/>
                     <a:stretch>
                       <a:fillRect/>
                     </a:stretch>
@@ -1318,7 +1650,7 @@
                     </pic:cNvPicPr>
                   </pic:nvPicPr>
                   <pic:blipFill>
-                    <a:blip r:embed="rId21"/>
+                    <a:blip r:embed="rId24"/>
                     <a:stretch>
                       <a:fillRect/>
                     </a:stretch>
@@ -1363,7 +1695,7 @@
                     </pic:cNvPicPr>
                   </pic:nvPicPr>
                   <pic:blipFill>
-                    <a:blip r:embed="rId22"/>
+                    <a:blip r:embed="rId25"/>
                     <a:stretch>
                       <a:fillRect/>
                     </a:stretch>
@@ -1408,7 +1740,7 @@
       <w:pPr>
         <w:numPr>
           <w:ilvl w:val="0"/>
-          <w:numId w:val="1"/>
+          <w:numId w:val="2"/>
         </w:numPr>
         <w:ind w:left="0" w:leftChars="0" w:firstLine="0" w:firstLineChars="0"/>
         <w:rPr>
@@ -1471,7 +1803,7 @@
                     </pic:cNvPicPr>
                   </pic:nvPicPr>
                   <pic:blipFill>
-                    <a:blip r:embed="rId23"/>
+                    <a:blip r:embed="rId26"/>
                     <a:stretch>
                       <a:fillRect/>
                     </a:stretch>
@@ -1523,7 +1855,7 @@
                     </pic:cNvPicPr>
                   </pic:nvPicPr>
                   <pic:blipFill>
-                    <a:blip r:embed="rId24"/>
+                    <a:blip r:embed="rId27"/>
                     <a:stretch>
                       <a:fillRect/>
                     </a:stretch>
@@ -1595,7 +1927,7 @@
                     </pic:cNvPicPr>
                   </pic:nvPicPr>
                   <pic:blipFill>
-                    <a:blip r:embed="rId25"/>
+                    <a:blip r:embed="rId28"/>
                     <a:stretch>
                       <a:fillRect/>
                     </a:stretch>
@@ -1656,7 +1988,7 @@
                     </pic:cNvPicPr>
                   </pic:nvPicPr>
                   <pic:blipFill>
-                    <a:blip r:embed="rId26"/>
+                    <a:blip r:embed="rId29"/>
                     <a:stretch>
                       <a:fillRect/>
                     </a:stretch>
@@ -1741,7 +2073,7 @@
                     </pic:cNvPicPr>
                   </pic:nvPicPr>
                   <pic:blipFill>
-                    <a:blip r:embed="rId27"/>
+                    <a:blip r:embed="rId30"/>
                     <a:stretch>
                       <a:fillRect/>
                     </a:stretch>
@@ -1822,7 +2154,7 @@
                     </pic:cNvPicPr>
                   </pic:nvPicPr>
                   <pic:blipFill>
-                    <a:blip r:embed="rId28"/>
+                    <a:blip r:embed="rId31"/>
                     <a:stretch>
                       <a:fillRect/>
                     </a:stretch>
@@ -1894,7 +2226,7 @@
                     </pic:cNvPicPr>
                   </pic:nvPicPr>
                   <pic:blipFill>
-                    <a:blip r:embed="rId29"/>
+                    <a:blip r:embed="rId32"/>
                     <a:stretch>
                       <a:fillRect/>
                     </a:stretch>
@@ -1966,7 +2298,7 @@
                     </pic:cNvPicPr>
                   </pic:nvPicPr>
                   <pic:blipFill>
-                    <a:blip r:embed="rId30"/>
+                    <a:blip r:embed="rId33"/>
                     <a:stretch>
                       <a:fillRect/>
                     </a:stretch>
@@ -2047,7 +2379,7 @@
                     </pic:cNvPicPr>
                   </pic:nvPicPr>
                   <pic:blipFill>
-                    <a:blip r:embed="rId31"/>
+                    <a:blip r:embed="rId34"/>
                     <a:stretch>
                       <a:fillRect/>
                     </a:stretch>
@@ -2112,7 +2444,7 @@
                     </pic:cNvPicPr>
                   </pic:nvPicPr>
                   <pic:blipFill>
-                    <a:blip r:embed="rId32"/>
+                    <a:blip r:embed="rId35"/>
                     <a:stretch>
                       <a:fillRect/>
                     </a:stretch>
@@ -3026,7 +3358,7 @@
       <w:pPr>
         <w:numPr>
           <w:ilvl w:val="0"/>
-          <w:numId w:val="2"/>
+          <w:numId w:val="3"/>
         </w:numPr>
         <w:ind w:leftChars="0"/>
         <w:rPr>
@@ -3046,7 +3378,7 @@
       <w:pPr>
         <w:numPr>
           <w:ilvl w:val="0"/>
-          <w:numId w:val="2"/>
+          <w:numId w:val="3"/>
         </w:numPr>
         <w:ind w:leftChars="0"/>
         <w:rPr>
@@ -3088,7 +3420,7 @@
                     </pic:cNvPicPr>
                   </pic:nvPicPr>
                   <pic:blipFill>
-                    <a:blip r:embed="rId33"/>
+                    <a:blip r:embed="rId36"/>
                     <a:stretch>
                       <a:fillRect/>
                     </a:stretch>
@@ -3182,7 +3514,7 @@
       <w:pPr>
         <w:numPr>
           <w:ilvl w:val="0"/>
-          <w:numId w:val="2"/>
+          <w:numId w:val="3"/>
         </w:numPr>
         <w:ind w:left="0" w:leftChars="0" w:firstLine="0" w:firstLineChars="0"/>
         <w:rPr>
@@ -3693,7 +4025,7 @@
                     </pic:cNvPicPr>
                   </pic:nvPicPr>
                   <pic:blipFill>
-                    <a:blip r:embed="rId34"/>
+                    <a:blip r:embed="rId37"/>
                     <a:stretch>
                       <a:fillRect/>
                     </a:stretch>
@@ -3911,7 +4243,7 @@
                     </pic:cNvPicPr>
                   </pic:nvPicPr>
                   <pic:blipFill>
-                    <a:blip r:embed="rId35"/>
+                    <a:blip r:embed="rId38"/>
                     <a:stretch>
                       <a:fillRect/>
                     </a:stretch>
@@ -4067,7 +4399,7 @@
                     </pic:cNvPicPr>
                   </pic:nvPicPr>
                   <pic:blipFill>
-                    <a:blip r:embed="rId36"/>
+                    <a:blip r:embed="rId39"/>
                     <a:stretch>
                       <a:fillRect/>
                     </a:stretch>
@@ -4174,7 +4506,7 @@
                     </pic:cNvPicPr>
                   </pic:nvPicPr>
                   <pic:blipFill>
-                    <a:blip r:embed="rId37"/>
+                    <a:blip r:embed="rId40"/>
                     <a:stretch>
                       <a:fillRect/>
                     </a:stretch>
@@ -4280,7 +4612,7 @@
                     </pic:cNvPicPr>
                   </pic:nvPicPr>
                   <pic:blipFill>
-                    <a:blip r:embed="rId38"/>
+                    <a:blip r:embed="rId41"/>
                     <a:stretch>
                       <a:fillRect/>
                     </a:stretch>
@@ -4625,7 +4957,7 @@
                     </pic:cNvPicPr>
                   </pic:nvPicPr>
                   <pic:blipFill>
-                    <a:blip r:embed="rId39"/>
+                    <a:blip r:embed="rId42"/>
                     <a:stretch>
                       <a:fillRect/>
                     </a:stretch>
@@ -4687,8 +5019,6 @@
         </w:rPr>
         <w:t>所以将cache token存在redis,通过redis判断token是否相同,然后就是 channelid就根据accounttype返回</w:t>
       </w:r>
-      <w:bookmarkStart w:id="0" w:name="_GoBack"/>
-      <w:bookmarkEnd w:id="0"/>
     </w:p>
     <w:sectPr>
       <w:pgSz w:w="11906" w:h="16838"/>
@@ -4734,10 +5064,29 @@
       </w:pPr>
     </w:lvl>
   </w:abstractNum>
+  <w:abstractNum w:abstractNumId="2">
+    <w:nsid w:val="2D4E8F8A"/>
+    <w:multiLevelType w:val="singleLevel"/>
+    <w:tmpl w:val="2D4E8F8A"/>
+    <w:lvl w:ilvl="0" w:tentative="0">
+      <w:start w:val="1"/>
+      <w:numFmt w:val="decimal"/>
+      <w:lvlText w:val="%1."/>
+      <w:lvlJc w:val="left"/>
+      <w:pPr>
+        <w:tabs>
+          <w:tab w:val="left" w:pos="312"/>
+        </w:tabs>
+      </w:pPr>
+    </w:lvl>
+  </w:abstractNum>
   <w:num w:numId="1">
+    <w:abstractNumId w:val="2"/>
+  </w:num>
+  <w:num w:numId="2">
     <w:abstractNumId w:val="0"/>
   </w:num>
-  <w:num w:numId="2">
+  <w:num w:numId="3">
     <w:abstractNumId w:val="1"/>
   </w:num>
 </w:numbering>
